--- a/Dailys/Daily 25_8_2025.docx
+++ b/Dailys/Daily 25_8_2025.docx
@@ -8,6 +8,7 @@
         <w:spacing w:after="0" w:lineRule="auto"/>
         <w:rPr>
           <w:b w:val="1"/>
+          <w:bCs w:val="1"/>
           <w:sz w:val="30"/>
           <w:szCs w:val="30"/>
         </w:rPr>
@@ -17,6 +18,7 @@
       <w:r>
         <w:rPr>
           <w:b w:val="1"/>
+          <w:bCs w:val="1"/>
           <w:sz w:val="30"/>
           <w:szCs w:val="30"/>
           <w:rtl w:val="0"/>
@@ -26,6 +28,7 @@
       <w:r>
         <w:rPr>
           <w:b w:val="1"/>
+          <w:bCs w:val="1"/>
           <w:sz w:val="30"/>
           <w:szCs w:val="30"/>
           <w:rtl w:val="0"/>
@@ -61,6 +64,7 @@
       <w:r>
         <w:rPr>
           <w:b w:val="1"/>
+          <w:bCs w:val="1"/>
           <w:sz w:val="30"/>
           <w:szCs w:val="30"/>
           <w:rtl w:val="0"/>
@@ -187,6 +191,7 @@
         <w:spacing w:after="0" w:lineRule="auto"/>
         <w:rPr>
           <w:b w:val="1"/>
+          <w:bCs w:val="1"/>
           <w:sz w:val="30"/>
           <w:szCs w:val="30"/>
         </w:rPr>
@@ -196,6 +201,7 @@
       <w:r>
         <w:rPr>
           <w:b w:val="1"/>
+          <w:bCs w:val="1"/>
           <w:sz w:val="30"/>
           <w:szCs w:val="30"/>
           <w:rtl w:val="0"/>
@@ -205,6 +211,7 @@
       <w:r>
         <w:rPr>
           <w:b w:val="1"/>
+          <w:bCs w:val="1"/>
           <w:sz w:val="30"/>
           <w:szCs w:val="30"/>
           <w:rtl w:val="0"/>
@@ -693,6 +700,7 @@
     </w:pPr>
     <w:rPr>
       <w:b w:val="0"/>
+      <w:bCs w:val="0"/>
       <w:sz w:val="32"/>
       <w:szCs w:val="32"/>
     </w:rPr>
@@ -709,6 +717,7 @@
     </w:pPr>
     <w:rPr>
       <w:b w:val="0"/>
+      <w:bCs w:val="0"/>
       <w:color w:val="434343"/>
       <w:sz w:val="28"/>
       <w:szCs w:val="28"/>
@@ -758,6 +767,7 @@
     </w:pPr>
     <w:rPr>
       <w:i w:val="1"/>
+      <w:iCs w:val="1"/>
       <w:color w:val="666666"/>
       <w:sz w:val="22"/>
       <w:szCs w:val="22"/>
@@ -791,6 +801,7 @@
     <w:rPr>
       <w:rFonts w:ascii="Arial" w:cs="Arial" w:eastAsia="Arial" w:hAnsi="Arial"/>
       <w:i w:val="0"/>
+      <w:iCs w:val="0"/>
       <w:color w:val="666666"/>
       <w:sz w:val="30"/>
       <w:szCs w:val="30"/>
